--- a/examples/C-文种判断-函/成稿.docx
+++ b/examples/C-文种判断-函/成稿.docx
@@ -78,7 +78,7 @@
           <w:sz w:val="32"/>
           <w:szCs w:val="32"/>
         </w:rPr>
-        <w:t>我局2026年年初预算安排校舍维修经费120万元，已在暑假期间全部用于3所学校屋面防水和2所学校厕所改造。9月开学安全检查中，又发现3所学校校舍存在安全隐患，经第三方检测机构鉴定，需要立即维修。一是区第二小学教学楼外墙瓷砖脱落，需更换外墙饰面，预算35万元；二是区实验中学学生宿舍楼电线老化，需改造电路，预算28万元；三是区第五小学一段围墙倾斜，需拆除重建，预算17万元。以上3个项目共需经费80万元。</w:t>
+        <w:t>我局年初预算安排校舍维修经费150万元，已在暑假期间全部用于3所学校屋面防水和2所学校厕所改造。9月开学安全检查中，又发现3所学校校舍存在安全隐患，经第三方检测机构鉴定，需要立即维修。一是区第二小学教学楼外墙瓷砖脱落，需更换外墙饰面，预算35万元；二是区实验中学学生宿舍楼电线老化，需改造电路，预算28万元；三是区第五小学一段围墙倾斜，需拆除重建，预算17万元。以上3个项目共需经费80万元。</w:t>
       </w:r>
     </w:p>
     <w:p>
@@ -93,7 +93,7 @@
           <w:sz w:val="32"/>
           <w:szCs w:val="32"/>
         </w:rPr>
-        <w:t>为保障师生安全，恳请贵局从预备费中追加安排我局校舍维修经费80万元，专项用于上述3个项目。</w:t>
+        <w:t>为保障师生安全，恳请贵局从预备费中追加安排我局校舍维修经费80万元，用于上述3个项目。</w:t>
       </w:r>
     </w:p>
     <w:p>

--- a/examples/C-文种判断-函/成稿.docx
+++ b/examples/C-文种判断-函/成稿.docx
@@ -14,7 +14,6 @@
           <w:sz w:val="32"/>
           <w:szCs w:val="32"/>
         </w:rPr>
-        <w:t>【待补：发文字号】</w:t>
       </w:r>
     </w:p>
     <w:p>
@@ -78,7 +77,7 @@
           <w:sz w:val="32"/>
           <w:szCs w:val="32"/>
         </w:rPr>
-        <w:t>我局年初预算安排校舍维修经费150万元，已在暑假期间全部用于3所学校屋面防水和2所学校厕所改造。9月开学安全检查中，又发现3所学校校舍存在安全隐患，经第三方检测机构鉴定，需要立即维修。一是区第二小学教学楼外墙瓷砖脱落，需更换外墙饰面，预算35万元；二是区实验中学学生宿舍楼电线老化，需改造电路，预算28万元；三是区第五小学一段围墙倾斜，需拆除重建，预算17万元。以上3个项目共需经费80万元。</w:t>
+        <w:t>今年年初预算安排我局校舍维修经费150万元，已在暑假期间全部用完，完成了3所学校的屋面防水和2所学校的厕所改造。9月开学安全检查中，又发现3处校舍隐患，经第三方检测机构鉴定，均需立即维修。具体为：二小教学楼外墙瓷砖脱落，更换外墙饰面，经费35万元；实验中学学生宿舍楼电线老化，改造电路，经费28万元；五小有一段围墙倾斜，拆除重建，经费17万元。以上3个项目共需经费80万元。</w:t>
       </w:r>
     </w:p>
     <w:p>
@@ -93,11 +92,12 @@
           <w:sz w:val="32"/>
           <w:szCs w:val="32"/>
         </w:rPr>
-        <w:t>为保障师生安全，恳请贵局从预备费中追加安排我局校舍维修经费80万元，用于上述3个项目。</w:t>
+        <w:t>商请贵局从预备费中追加安排我局校舍维修经费80万元，用于上述3处隐患的维修。</w:t>
       </w:r>
     </w:p>
     <w:p>
       <w:pPr>
+        <w:keepNext/>
         <w:spacing w:line="578" w:lineRule="exact" w:before="0" w:after="0"/>
         <w:ind w:left="0" w:leftChars="0" w:right="0" w:rightChars="0" w:firstLine="640" w:firstLineChars="200"/>
         <w:jc w:val="both"/>
@@ -108,11 +108,12 @@
           <w:sz w:val="32"/>
           <w:szCs w:val="32"/>
         </w:rPr>
-        <w:t>请予支持，并请函复。</w:t>
+        <w:t>请予支持，盼复。</w:t>
       </w:r>
     </w:p>
     <w:p>
       <w:pPr>
+        <w:keepNext/>
         <w:spacing w:line="578" w:lineRule="exact" w:before="0" w:after="0"/>
         <w:ind w:left="0" w:leftChars="0" w:right="0" w:rightChars="0" w:firstLine="0" w:firstLineChars="0"/>
       </w:pPr>
@@ -130,7 +131,7 @@
           <w:sz w:val="32"/>
           <w:szCs w:val="32"/>
         </w:rPr>
-        <w:t>附件：1. 校舍安全鉴定报告</w:t>
+        <w:t>附件：1. 鉴定报告</w:t>
       </w:r>
     </w:p>
     <w:p>
@@ -146,7 +147,7 @@
           <w:sz w:val="32"/>
           <w:szCs w:val="32"/>
         </w:rPr>
-        <w:t>2. 校舍维修项目预算表</w:t>
+        <w:t>2. 维修预算表</w:t>
       </w:r>
     </w:p>
     <w:p>
@@ -168,7 +169,7 @@
         <w:keepNext/>
         <w:keepLines/>
         <w:spacing w:line="578" w:lineRule="exact" w:before="0" w:after="0"/>
-        <w:ind w:left="3520" w:leftChars="1100" w:right="0" w:rightChars="0" w:firstLine="0" w:firstLineChars="0"/>
+        <w:ind w:left="4160" w:leftChars="1300" w:right="0" w:rightChars="0" w:firstLine="0" w:firstLineChars="0"/>
         <w:jc w:val="center"/>
       </w:pPr>
       <w:r>
@@ -185,7 +186,7 @@
         <w:keepNext/>
         <w:keepLines/>
         <w:spacing w:line="578" w:lineRule="exact" w:before="0" w:after="0"/>
-        <w:ind w:left="3520" w:leftChars="1100" w:right="0" w:rightChars="0" w:firstLine="0" w:firstLineChars="0"/>
+        <w:ind w:left="4160" w:leftChars="1300" w:right="0" w:rightChars="0" w:firstLine="0" w:firstLineChars="0"/>
         <w:jc w:val="center"/>
       </w:pPr>
       <w:r>
@@ -194,7 +195,7 @@
           <w:sz w:val="32"/>
           <w:szCs w:val="32"/>
         </w:rPr>
-        <w:t>【待补：成文日期】</w:t>
+        <w:t>2026年10月　日</w:t>
       </w:r>
     </w:p>
     <w:p>
@@ -209,7 +210,7 @@
           <w:sz w:val="32"/>
           <w:szCs w:val="32"/>
         </w:rPr>
-        <w:t>（联系人：区教育局计划财务科李某，联系电话：【待补：联系电话】）</w:t>
+        <w:t>（联系人：计财科李某，联系电话：【待补：联系电话】）</w:t>
       </w:r>
     </w:p>
     <w:sectPr>
